--- a/Homework/homework5ljy.docx
+++ b/Homework/homework5ljy.docx
@@ -1882,6 +1882,258 @@
       </w:r>
     </w:p>
     <w:p>
+      <w:pPr>
+        <w:rPr>
+          <w:rFonts w:hint="eastAsia"/>
+        </w:rPr>
+      </w:pPr>
+      <m:oMathPara>
+        <m:oMath>
+          <m:nary>
+            <m:naryPr>
+              <m:chr m:val="∑"/>
+              <m:limLoc m:val="undOvr"/>
+              <m:supHide m:val="1"/>
+              <m:ctrlPr>
+                <w:rPr>
+                  <w:rFonts w:ascii="Cambria Math" w:hAnsi="Cambria Math"/>
+                  <w:i/>
+                </w:rPr>
+              </m:ctrlPr>
+            </m:naryPr>
+            <m:sub>
+              <m:r>
+                <w:rPr>
+                  <w:rFonts w:ascii="Cambria Math" w:hAnsi="Cambria Math"/>
+                </w:rPr>
+                <m:t>j</m:t>
+              </m:r>
+            </m:sub>
+            <m:sup/>
+            <m:e>
+              <m:f>
+                <m:fPr>
+                  <m:ctrlPr>
+                    <w:rPr>
+                      <w:rFonts w:ascii="Cambria Math" w:hAnsi="Cambria Math"/>
+                      <w:i/>
+                    </w:rPr>
+                  </m:ctrlPr>
+                </m:fPr>
+                <m:num>
+                  <m:r>
+                    <w:rPr>
+                      <w:rFonts w:ascii="Cambria Math" w:hAnsi="Cambria Math"/>
+                    </w:rPr>
+                    <m:t>(</m:t>
+                  </m:r>
+                  <m:sSub>
+                    <m:sSubPr>
+                      <m:ctrlPr>
+                        <w:rPr>
+                          <w:rFonts w:ascii="Cambria Math" w:hAnsi="Cambria Math"/>
+                          <w:i/>
+                        </w:rPr>
+                      </m:ctrlPr>
+                    </m:sSubPr>
+                    <m:e>
+                      <m:r>
+                        <w:rPr>
+                          <w:rFonts w:ascii="Cambria Math" w:hAnsi="Cambria Math"/>
+                        </w:rPr>
+                        <m:t>y</m:t>
+                      </m:r>
+                    </m:e>
+                    <m:sub>
+                      <m:r>
+                        <w:rPr>
+                          <w:rFonts w:ascii="Cambria Math" w:hAnsi="Cambria Math"/>
+                        </w:rPr>
+                        <m:t>j</m:t>
+                      </m:r>
+                    </m:sub>
+                  </m:sSub>
+                  <m:r>
+                    <w:rPr>
+                      <w:rFonts w:ascii="Cambria Math" w:hAnsi="Cambria Math"/>
+                    </w:rPr>
+                    <m:t>-(</m:t>
+                  </m:r>
+                  <m:sSub>
+                    <m:sSubPr>
+                      <m:ctrlPr>
+                        <w:rPr>
+                          <w:rFonts w:ascii="Cambria Math" w:hAnsi="Cambria Math"/>
+                          <w:i/>
+                        </w:rPr>
+                      </m:ctrlPr>
+                    </m:sSubPr>
+                    <m:e>
+                      <m:r>
+                        <w:rPr>
+                          <w:rFonts w:ascii="Cambria Math" w:hAnsi="Cambria Math"/>
+                        </w:rPr>
+                        <m:t>θ</m:t>
+                      </m:r>
+                    </m:e>
+                    <m:sub>
+                      <m:r>
+                        <w:rPr>
+                          <w:rFonts w:ascii="Cambria Math" w:hAnsi="Cambria Math"/>
+                        </w:rPr>
+                        <m:t>1</m:t>
+                      </m:r>
+                    </m:sub>
+                  </m:sSub>
+                  <m:sSub>
+                    <m:sSubPr>
+                      <m:ctrlPr>
+                        <w:rPr>
+                          <w:rFonts w:ascii="Cambria Math" w:hAnsi="Cambria Math"/>
+                          <w:i/>
+                        </w:rPr>
+                      </m:ctrlPr>
+                    </m:sSubPr>
+                    <m:e>
+                      <m:r>
+                        <w:rPr>
+                          <w:rFonts w:ascii="Cambria Math" w:hAnsi="Cambria Math"/>
+                        </w:rPr>
+                        <m:t>x</m:t>
+                      </m:r>
+                    </m:e>
+                    <m:sub>
+                      <m:r>
+                        <w:rPr>
+                          <w:rFonts w:ascii="Cambria Math" w:hAnsi="Cambria Math"/>
+                        </w:rPr>
+                        <m:t>j</m:t>
+                      </m:r>
+                    </m:sub>
+                  </m:sSub>
+                  <m:r>
+                    <w:rPr>
+                      <w:rFonts w:ascii="Cambria Math" w:hAnsi="Cambria Math"/>
+                    </w:rPr>
+                    <m:t>+</m:t>
+                  </m:r>
+                  <m:sSub>
+                    <m:sSubPr>
+                      <m:ctrlPr>
+                        <w:rPr>
+                          <w:rFonts w:ascii="Cambria Math" w:hAnsi="Cambria Math"/>
+                          <w:i/>
+                        </w:rPr>
+                      </m:ctrlPr>
+                    </m:sSubPr>
+                    <m:e>
+                      <m:r>
+                        <w:rPr>
+                          <w:rFonts w:ascii="Cambria Math" w:hAnsi="Cambria Math"/>
+                        </w:rPr>
+                        <m:t>θ</m:t>
+                      </m:r>
+                    </m:e>
+                    <m:sub>
+                      <m:r>
+                        <w:rPr>
+                          <w:rFonts w:ascii="Cambria Math" w:hAnsi="Cambria Math"/>
+                        </w:rPr>
+                        <m:t>2</m:t>
+                      </m:r>
+                    </m:sub>
+                  </m:sSub>
+                  <m:r>
+                    <w:rPr>
+                      <w:rFonts w:ascii="Cambria Math" w:hAnsi="Cambria Math"/>
+                    </w:rPr>
+                    <m:t>))</m:t>
+                  </m:r>
+                </m:num>
+                <m:den>
+                  <m:r>
+                    <w:rPr>
+                      <w:rFonts w:ascii="Cambria Math" w:hAnsi="Cambria Math"/>
+                    </w:rPr>
+                    <m:t>1</m:t>
+                  </m:r>
+                </m:den>
+              </m:f>
+            </m:e>
+          </m:nary>
+          <m:r>
+            <w:rPr>
+              <w:rFonts w:ascii="Cambria Math" w:hAnsi="Cambria Math"/>
+            </w:rPr>
+            <m:t>=0</m:t>
+          </m:r>
+          <m:r>
+            <m:rPr>
+              <m:sty m:val="p"/>
+            </m:rPr>
+            <w:rPr>
+              <w:rFonts w:ascii="Cambria Math" w:hAnsi="Cambria Math" w:hint="eastAsia"/>
+            </w:rPr>
+            <m:t>这个可以求出</m:t>
+          </m:r>
+          <m:r>
+            <m:rPr>
+              <m:sty m:val="p"/>
+            </m:rPr>
+            <w:rPr>
+              <w:rFonts w:ascii="Cambria Math" w:hAnsi="Cambria Math" w:hint="eastAsia"/>
+            </w:rPr>
+            <m:t>theta</m:t>
+          </m:r>
+          <m:r>
+            <m:rPr>
+              <m:sty m:val="p"/>
+            </m:rPr>
+            <w:rPr>
+              <w:rFonts w:ascii="Cambria Math" w:hAnsi="Cambria Math"/>
+            </w:rPr>
+            <m:t>2</m:t>
+          </m:r>
+          <m:r>
+            <m:rPr>
+              <m:sty m:val="p"/>
+            </m:rPr>
+            <w:rPr>
+              <w:rFonts w:ascii="Cambria Math" w:hAnsi="Cambria Math" w:hint="eastAsia"/>
+            </w:rPr>
+            <m:t>和</m:t>
+          </m:r>
+          <m:r>
+            <m:rPr>
+              <m:sty m:val="p"/>
+            </m:rPr>
+            <w:rPr>
+              <w:rFonts w:ascii="Cambria Math" w:hAnsi="Cambria Math" w:hint="eastAsia"/>
+            </w:rPr>
+            <m:t>theta</m:t>
+          </m:r>
+          <m:r>
+            <m:rPr>
+              <m:sty m:val="p"/>
+            </m:rPr>
+            <w:rPr>
+              <w:rFonts w:ascii="Cambria Math" w:hAnsi="Cambria Math"/>
+            </w:rPr>
+            <m:t>1</m:t>
+          </m:r>
+          <m:r>
+            <m:rPr>
+              <m:sty m:val="p"/>
+            </m:rPr>
+            <w:rPr>
+              <w:rFonts w:ascii="Cambria Math" w:hAnsi="Cambria Math" w:hint="eastAsia"/>
+            </w:rPr>
+            <m:t>的关系</m:t>
+          </m:r>
+        </m:oMath>
+      </m:oMathPara>
+    </w:p>
+    <w:p>
       <m:oMathPara>
         <m:oMath>
           <m:sSup>
@@ -2157,20 +2409,1062 @@
             <w:rPr>
               <w:rFonts w:ascii="Cambria Math" w:hAnsi="Cambria Math"/>
             </w:rPr>
-            <m:t xml:space="preserve">=N </m:t>
+            <m:t>=N</m:t>
+          </m:r>
+          <m:r>
+            <m:rPr>
+              <m:sty m:val="p"/>
+            </m:rPr>
+            <w:rPr>
+              <w:rFonts w:ascii="Cambria Math" w:hAnsi="Cambria Math" w:hint="eastAsia"/>
+            </w:rPr>
+            <m:t>这个可以求出</m:t>
+          </m:r>
+          <m:sSup>
+            <m:sSupPr>
+              <m:ctrlPr>
+                <w:rPr>
+                  <w:rFonts w:ascii="Cambria Math" w:hAnsi="Cambria Math"/>
+                </w:rPr>
+              </m:ctrlPr>
+            </m:sSupPr>
+            <m:e>
+              <m:r>
+                <m:rPr>
+                  <m:sty m:val="p"/>
+                </m:rPr>
+                <w:rPr>
+                  <w:rFonts w:ascii="Cambria Math" w:hAnsi="Cambria Math"/>
+                </w:rPr>
+                <m:t>σ</m:t>
+              </m:r>
+            </m:e>
+            <m:sup>
+              <m:r>
+                <w:rPr>
+                  <w:rFonts w:ascii="Cambria Math" w:hAnsi="Cambria Math"/>
+                </w:rPr>
+                <m:t>2</m:t>
+              </m:r>
+            </m:sup>
+          </m:sSup>
+        </m:oMath>
+      </m:oMathPara>
+    </w:p>
+    <w:p>
+      <w:r>
+        <w:rPr>
+          <w:rFonts w:hint="eastAsia"/>
+        </w:rPr>
+        <w:t>然后来求theta</w:t>
+      </w:r>
+      <w:r>
+        <w:t>1</w:t>
+      </w:r>
+    </w:p>
+    <w:p>
+      <m:oMathPara>
+        <m:oMath>
+          <m:nary>
+            <m:naryPr>
+              <m:chr m:val="∑"/>
+              <m:limLoc m:val="undOvr"/>
+              <m:supHide m:val="1"/>
+              <m:ctrlPr>
+                <w:rPr>
+                  <w:rFonts w:ascii="Cambria Math" w:hAnsi="Cambria Math"/>
+                  <w:i/>
+                </w:rPr>
+              </m:ctrlPr>
+            </m:naryPr>
+            <m:sub>
+              <m:r>
+                <w:rPr>
+                  <w:rFonts w:ascii="Cambria Math" w:hAnsi="Cambria Math"/>
+                </w:rPr>
+                <m:t>j</m:t>
+              </m:r>
+            </m:sub>
+            <m:sup/>
+            <m:e>
+              <m:f>
+                <m:fPr>
+                  <m:ctrlPr>
+                    <w:rPr>
+                      <w:rFonts w:ascii="Cambria Math" w:hAnsi="Cambria Math"/>
+                      <w:i/>
+                    </w:rPr>
+                  </m:ctrlPr>
+                </m:fPr>
+                <m:num>
+                  <m:sSub>
+                    <m:sSubPr>
+                      <m:ctrlPr>
+                        <w:rPr>
+                          <w:rFonts w:ascii="Cambria Math" w:hAnsi="Cambria Math"/>
+                          <w:i/>
+                        </w:rPr>
+                      </m:ctrlPr>
+                    </m:sSubPr>
+                    <m:e>
+                      <m:r>
+                        <w:rPr>
+                          <w:rFonts w:ascii="Cambria Math" w:hAnsi="Cambria Math"/>
+                        </w:rPr>
+                        <m:t>x</m:t>
+                      </m:r>
+                    </m:e>
+                    <m:sub>
+                      <m:r>
+                        <w:rPr>
+                          <w:rFonts w:ascii="Cambria Math" w:hAnsi="Cambria Math"/>
+                        </w:rPr>
+                        <m:t>j</m:t>
+                      </m:r>
+                    </m:sub>
+                  </m:sSub>
+                  <m:r>
+                    <w:rPr>
+                      <w:rFonts w:ascii="Cambria Math" w:hAnsi="Cambria Math"/>
+                    </w:rPr>
+                    <m:t>(</m:t>
+                  </m:r>
+                  <m:sSub>
+                    <m:sSubPr>
+                      <m:ctrlPr>
+                        <w:rPr>
+                          <w:rFonts w:ascii="Cambria Math" w:hAnsi="Cambria Math"/>
+                          <w:i/>
+                        </w:rPr>
+                      </m:ctrlPr>
+                    </m:sSubPr>
+                    <m:e>
+                      <m:r>
+                        <w:rPr>
+                          <w:rFonts w:ascii="Cambria Math" w:hAnsi="Cambria Math"/>
+                        </w:rPr>
+                        <m:t>y</m:t>
+                      </m:r>
+                    </m:e>
+                    <m:sub>
+                      <m:r>
+                        <w:rPr>
+                          <w:rFonts w:ascii="Cambria Math" w:hAnsi="Cambria Math"/>
+                        </w:rPr>
+                        <m:t>j</m:t>
+                      </m:r>
+                    </m:sub>
+                  </m:sSub>
+                  <m:r>
+                    <w:rPr>
+                      <w:rFonts w:ascii="Cambria Math" w:hAnsi="Cambria Math"/>
+                    </w:rPr>
+                    <m:t>-(</m:t>
+                  </m:r>
+                  <m:sSub>
+                    <m:sSubPr>
+                      <m:ctrlPr>
+                        <w:rPr>
+                          <w:rFonts w:ascii="Cambria Math" w:hAnsi="Cambria Math"/>
+                          <w:i/>
+                        </w:rPr>
+                      </m:ctrlPr>
+                    </m:sSubPr>
+                    <m:e>
+                      <m:r>
+                        <w:rPr>
+                          <w:rFonts w:ascii="Cambria Math" w:hAnsi="Cambria Math"/>
+                        </w:rPr>
+                        <m:t>θ</m:t>
+                      </m:r>
+                    </m:e>
+                    <m:sub>
+                      <m:r>
+                        <w:rPr>
+                          <w:rFonts w:ascii="Cambria Math" w:hAnsi="Cambria Math"/>
+                        </w:rPr>
+                        <m:t>1</m:t>
+                      </m:r>
+                    </m:sub>
+                  </m:sSub>
+                  <m:sSub>
+                    <m:sSubPr>
+                      <m:ctrlPr>
+                        <w:rPr>
+                          <w:rFonts w:ascii="Cambria Math" w:hAnsi="Cambria Math"/>
+                          <w:i/>
+                        </w:rPr>
+                      </m:ctrlPr>
+                    </m:sSubPr>
+                    <m:e>
+                      <m:r>
+                        <w:rPr>
+                          <w:rFonts w:ascii="Cambria Math" w:hAnsi="Cambria Math"/>
+                        </w:rPr>
+                        <m:t>x</m:t>
+                      </m:r>
+                    </m:e>
+                    <m:sub>
+                      <m:r>
+                        <w:rPr>
+                          <w:rFonts w:ascii="Cambria Math" w:hAnsi="Cambria Math"/>
+                        </w:rPr>
+                        <m:t>j</m:t>
+                      </m:r>
+                    </m:sub>
+                  </m:sSub>
+                  <m:r>
+                    <w:rPr>
+                      <w:rFonts w:ascii="Cambria Math" w:hAnsi="Cambria Math"/>
+                    </w:rPr>
+                    <m:t>+</m:t>
+                  </m:r>
+                  <m:f>
+                    <m:fPr>
+                      <m:ctrlPr>
+                        <w:rPr>
+                          <w:rFonts w:ascii="Cambria Math" w:hAnsi="Cambria Math"/>
+                          <w:i/>
+                        </w:rPr>
+                      </m:ctrlPr>
+                    </m:fPr>
+                    <m:num>
+                      <m:r>
+                        <w:rPr>
+                          <w:rFonts w:ascii="Cambria Math" w:hAnsi="Cambria Math"/>
+                        </w:rPr>
+                        <m:t>1</m:t>
+                      </m:r>
+                    </m:num>
+                    <m:den>
+                      <m:r>
+                        <w:rPr>
+                          <w:rFonts w:ascii="Cambria Math" w:hAnsi="Cambria Math"/>
+                        </w:rPr>
+                        <m:t>N</m:t>
+                      </m:r>
+                    </m:den>
+                  </m:f>
+                  <m:nary>
+                    <m:naryPr>
+                      <m:chr m:val="∑"/>
+                      <m:limLoc m:val="undOvr"/>
+                      <m:supHide m:val="1"/>
+                      <m:ctrlPr>
+                        <w:rPr>
+                          <w:rFonts w:ascii="Cambria Math" w:hAnsi="Cambria Math"/>
+                        </w:rPr>
+                      </m:ctrlPr>
+                    </m:naryPr>
+                    <m:sub>
+                      <m:r>
+                        <w:rPr>
+                          <w:rFonts w:ascii="Cambria Math" w:hAnsi="Cambria Math"/>
+                        </w:rPr>
+                        <m:t>j</m:t>
+                      </m:r>
+                    </m:sub>
+                    <m:sup/>
+                    <m:e>
+                      <m:r>
+                        <w:rPr>
+                          <w:rFonts w:ascii="Cambria Math" w:hAnsi="Cambria Math"/>
+                        </w:rPr>
+                        <m:t>(</m:t>
+                      </m:r>
+                      <m:sSub>
+                        <m:sSubPr>
+                          <m:ctrlPr>
+                            <w:rPr>
+                              <w:rFonts w:ascii="Cambria Math" w:hAnsi="Cambria Math"/>
+                              <w:i/>
+                            </w:rPr>
+                          </m:ctrlPr>
+                        </m:sSubPr>
+                        <m:e>
+                          <m:r>
+                            <w:rPr>
+                              <w:rFonts w:ascii="Cambria Math" w:hAnsi="Cambria Math"/>
+                            </w:rPr>
+                            <m:t>y</m:t>
+                          </m:r>
+                        </m:e>
+                        <m:sub>
+                          <m:r>
+                            <w:rPr>
+                              <w:rFonts w:ascii="Cambria Math" w:hAnsi="Cambria Math"/>
+                            </w:rPr>
+                            <m:t>j</m:t>
+                          </m:r>
+                        </m:sub>
+                      </m:sSub>
+                      <m:r>
+                        <w:rPr>
+                          <w:rFonts w:ascii="Cambria Math" w:hAnsi="Cambria Math"/>
+                        </w:rPr>
+                        <m:t>-</m:t>
+                      </m:r>
+                      <m:sSub>
+                        <m:sSubPr>
+                          <m:ctrlPr>
+                            <w:rPr>
+                              <w:rFonts w:ascii="Cambria Math" w:hAnsi="Cambria Math"/>
+                              <w:i/>
+                            </w:rPr>
+                          </m:ctrlPr>
+                        </m:sSubPr>
+                        <m:e>
+                          <m:r>
+                            <w:rPr>
+                              <w:rFonts w:ascii="Cambria Math" w:hAnsi="Cambria Math"/>
+                            </w:rPr>
+                            <m:t>θ</m:t>
+                          </m:r>
+                        </m:e>
+                        <m:sub>
+                          <m:r>
+                            <w:rPr>
+                              <w:rFonts w:ascii="Cambria Math" w:hAnsi="Cambria Math"/>
+                            </w:rPr>
+                            <m:t>1</m:t>
+                          </m:r>
+                        </m:sub>
+                      </m:sSub>
+                      <m:sSub>
+                        <m:sSubPr>
+                          <m:ctrlPr>
+                            <w:rPr>
+                              <w:rFonts w:ascii="Cambria Math" w:hAnsi="Cambria Math"/>
+                              <w:i/>
+                            </w:rPr>
+                          </m:ctrlPr>
+                        </m:sSubPr>
+                        <m:e>
+                          <m:r>
+                            <w:rPr>
+                              <w:rFonts w:ascii="Cambria Math" w:hAnsi="Cambria Math"/>
+                            </w:rPr>
+                            <m:t>x</m:t>
+                          </m:r>
+                        </m:e>
+                        <m:sub>
+                          <m:r>
+                            <w:rPr>
+                              <w:rFonts w:ascii="Cambria Math" w:hAnsi="Cambria Math"/>
+                            </w:rPr>
+                            <m:t>j</m:t>
+                          </m:r>
+                        </m:sub>
+                      </m:sSub>
+                      <m:r>
+                        <w:rPr>
+                          <w:rFonts w:ascii="Cambria Math" w:hAnsi="Cambria Math"/>
+                        </w:rPr>
+                        <m:t>)</m:t>
+                      </m:r>
+                    </m:e>
+                  </m:nary>
+                  <m:r>
+                    <w:rPr>
+                      <w:rFonts w:ascii="Cambria Math" w:hAnsi="Cambria Math"/>
+                    </w:rPr>
+                    <m:t>))</m:t>
+                  </m:r>
+                </m:num>
+                <m:den>
+                  <m:r>
+                    <w:rPr>
+                      <w:rFonts w:ascii="Cambria Math" w:hAnsi="Cambria Math"/>
+                    </w:rPr>
+                    <m:t>1</m:t>
+                  </m:r>
+                </m:den>
+              </m:f>
+            </m:e>
+          </m:nary>
+          <m:r>
+            <w:rPr>
+              <w:rFonts w:ascii="Cambria Math" w:hAnsi="Cambria Math"/>
+            </w:rPr>
+            <m:t>=0</m:t>
           </m:r>
         </m:oMath>
       </m:oMathPara>
     </w:p>
     <w:p>
+      <m:oMathPara>
+        <m:oMath>
+          <m:nary>
+            <m:naryPr>
+              <m:chr m:val="∑"/>
+              <m:limLoc m:val="undOvr"/>
+              <m:supHide m:val="1"/>
+              <m:ctrlPr>
+                <w:rPr>
+                  <w:rFonts w:ascii="Cambria Math" w:hAnsi="Cambria Math"/>
+                  <w:i/>
+                </w:rPr>
+              </m:ctrlPr>
+            </m:naryPr>
+            <m:sub>
+              <m:r>
+                <w:rPr>
+                  <w:rFonts w:ascii="Cambria Math" w:hAnsi="Cambria Math" w:hint="eastAsia"/>
+                </w:rPr>
+                <m:t>j</m:t>
+              </m:r>
+            </m:sub>
+            <m:sup/>
+            <m:e>
+              <m:r>
+                <w:rPr>
+                  <w:rFonts w:ascii="Cambria Math" w:hAnsi="Cambria Math"/>
+                </w:rPr>
+                <m:t xml:space="preserve"> </m:t>
+              </m:r>
+            </m:e>
+          </m:nary>
+          <m:sSub>
+            <m:sSubPr>
+              <m:ctrlPr>
+                <w:rPr>
+                  <w:rFonts w:ascii="Cambria Math" w:hAnsi="Cambria Math"/>
+                  <w:i/>
+                </w:rPr>
+              </m:ctrlPr>
+            </m:sSubPr>
+            <m:e>
+              <m:r>
+                <w:rPr>
+                  <w:rFonts w:ascii="Cambria Math" w:hAnsi="Cambria Math"/>
+                </w:rPr>
+                <m:t>x</m:t>
+              </m:r>
+            </m:e>
+            <m:sub>
+              <m:r>
+                <w:rPr>
+                  <w:rFonts w:ascii="Cambria Math" w:hAnsi="Cambria Math"/>
+                </w:rPr>
+                <m:t>j</m:t>
+              </m:r>
+            </m:sub>
+          </m:sSub>
+          <m:d>
+            <m:dPr>
+              <m:ctrlPr>
+                <w:rPr>
+                  <w:rFonts w:ascii="Cambria Math" w:hAnsi="Cambria Math"/>
+                  <w:i/>
+                </w:rPr>
+              </m:ctrlPr>
+            </m:dPr>
+            <m:e>
+              <m:sSub>
+                <m:sSubPr>
+                  <m:ctrlPr>
+                    <w:rPr>
+                      <w:rFonts w:ascii="Cambria Math" w:hAnsi="Cambria Math"/>
+                      <w:i/>
+                    </w:rPr>
+                  </m:ctrlPr>
+                </m:sSubPr>
+                <m:e>
+                  <m:r>
+                    <w:rPr>
+                      <w:rFonts w:ascii="Cambria Math" w:hAnsi="Cambria Math"/>
+                    </w:rPr>
+                    <m:t>y</m:t>
+                  </m:r>
+                </m:e>
+                <m:sub>
+                  <m:r>
+                    <w:rPr>
+                      <w:rFonts w:ascii="Cambria Math" w:hAnsi="Cambria Math"/>
+                    </w:rPr>
+                    <m:t>j</m:t>
+                  </m:r>
+                </m:sub>
+              </m:sSub>
+              <m:r>
+                <w:rPr>
+                  <w:rFonts w:ascii="Cambria Math" w:hAnsi="Cambria Math"/>
+                </w:rPr>
+                <m:t>-</m:t>
+              </m:r>
+              <m:d>
+                <m:dPr>
+                  <m:ctrlPr>
+                    <w:rPr>
+                      <w:rFonts w:ascii="Cambria Math" w:hAnsi="Cambria Math"/>
+                      <w:i/>
+                    </w:rPr>
+                  </m:ctrlPr>
+                </m:dPr>
+                <m:e>
+                  <m:sSub>
+                    <m:sSubPr>
+                      <m:ctrlPr>
+                        <w:rPr>
+                          <w:rFonts w:ascii="Cambria Math" w:hAnsi="Cambria Math"/>
+                          <w:i/>
+                        </w:rPr>
+                      </m:ctrlPr>
+                    </m:sSubPr>
+                    <m:e>
+                      <m:r>
+                        <w:rPr>
+                          <w:rFonts w:ascii="Cambria Math" w:hAnsi="Cambria Math"/>
+                        </w:rPr>
+                        <m:t>θ</m:t>
+                      </m:r>
+                    </m:e>
+                    <m:sub>
+                      <m:r>
+                        <w:rPr>
+                          <w:rFonts w:ascii="Cambria Math" w:hAnsi="Cambria Math"/>
+                        </w:rPr>
+                        <m:t>1</m:t>
+                      </m:r>
+                    </m:sub>
+                  </m:sSub>
+                  <m:sSub>
+                    <m:sSubPr>
+                      <m:ctrlPr>
+                        <w:rPr>
+                          <w:rFonts w:ascii="Cambria Math" w:hAnsi="Cambria Math"/>
+                          <w:i/>
+                        </w:rPr>
+                      </m:ctrlPr>
+                    </m:sSubPr>
+                    <m:e>
+                      <m:r>
+                        <w:rPr>
+                          <w:rFonts w:ascii="Cambria Math" w:hAnsi="Cambria Math"/>
+                        </w:rPr>
+                        <m:t>x</m:t>
+                      </m:r>
+                    </m:e>
+                    <m:sub>
+                      <m:r>
+                        <w:rPr>
+                          <w:rFonts w:ascii="Cambria Math" w:hAnsi="Cambria Math"/>
+                        </w:rPr>
+                        <m:t>j</m:t>
+                      </m:r>
+                    </m:sub>
+                  </m:sSub>
+                  <m:r>
+                    <w:rPr>
+                      <w:rFonts w:ascii="Cambria Math" w:hAnsi="Cambria Math"/>
+                    </w:rPr>
+                    <m:t>+</m:t>
+                  </m:r>
+                  <m:f>
+                    <m:fPr>
+                      <m:ctrlPr>
+                        <w:rPr>
+                          <w:rFonts w:ascii="Cambria Math" w:hAnsi="Cambria Math"/>
+                          <w:i/>
+                        </w:rPr>
+                      </m:ctrlPr>
+                    </m:fPr>
+                    <m:num>
+                      <m:r>
+                        <w:rPr>
+                          <w:rFonts w:ascii="Cambria Math" w:hAnsi="Cambria Math"/>
+                        </w:rPr>
+                        <m:t>1</m:t>
+                      </m:r>
+                    </m:num>
+                    <m:den>
+                      <m:r>
+                        <w:rPr>
+                          <w:rFonts w:ascii="Cambria Math" w:hAnsi="Cambria Math"/>
+                        </w:rPr>
+                        <m:t>N</m:t>
+                      </m:r>
+                    </m:den>
+                  </m:f>
+                  <m:nary>
+                    <m:naryPr>
+                      <m:chr m:val="∑"/>
+                      <m:limLoc m:val="undOvr"/>
+                      <m:supHide m:val="1"/>
+                      <m:ctrlPr>
+                        <w:rPr>
+                          <w:rFonts w:ascii="Cambria Math" w:hAnsi="Cambria Math"/>
+                        </w:rPr>
+                      </m:ctrlPr>
+                    </m:naryPr>
+                    <m:sub>
+                      <m:r>
+                        <w:rPr>
+                          <w:rFonts w:ascii="Cambria Math" w:hAnsi="Cambria Math"/>
+                        </w:rPr>
+                        <m:t>j</m:t>
+                      </m:r>
+                    </m:sub>
+                    <m:sup/>
+                    <m:e>
+                      <m:d>
+                        <m:dPr>
+                          <m:ctrlPr>
+                            <w:rPr>
+                              <w:rFonts w:ascii="Cambria Math" w:hAnsi="Cambria Math"/>
+                              <w:i/>
+                            </w:rPr>
+                          </m:ctrlPr>
+                        </m:dPr>
+                        <m:e>
+                          <m:sSub>
+                            <m:sSubPr>
+                              <m:ctrlPr>
+                                <w:rPr>
+                                  <w:rFonts w:ascii="Cambria Math" w:hAnsi="Cambria Math"/>
+                                  <w:i/>
+                                </w:rPr>
+                              </m:ctrlPr>
+                            </m:sSubPr>
+                            <m:e>
+                              <m:r>
+                                <w:rPr>
+                                  <w:rFonts w:ascii="Cambria Math" w:hAnsi="Cambria Math"/>
+                                </w:rPr>
+                                <m:t>y</m:t>
+                              </m:r>
+                            </m:e>
+                            <m:sub>
+                              <m:r>
+                                <w:rPr>
+                                  <w:rFonts w:ascii="Cambria Math" w:hAnsi="Cambria Math"/>
+                                </w:rPr>
+                                <m:t>j</m:t>
+                              </m:r>
+                            </m:sub>
+                          </m:sSub>
+                          <m:r>
+                            <w:rPr>
+                              <w:rFonts w:ascii="Cambria Math" w:hAnsi="Cambria Math"/>
+                            </w:rPr>
+                            <m:t>-</m:t>
+                          </m:r>
+                          <m:sSub>
+                            <m:sSubPr>
+                              <m:ctrlPr>
+                                <w:rPr>
+                                  <w:rFonts w:ascii="Cambria Math" w:hAnsi="Cambria Math"/>
+                                  <w:i/>
+                                </w:rPr>
+                              </m:ctrlPr>
+                            </m:sSubPr>
+                            <m:e>
+                              <m:r>
+                                <w:rPr>
+                                  <w:rFonts w:ascii="Cambria Math" w:hAnsi="Cambria Math"/>
+                                </w:rPr>
+                                <m:t>θ</m:t>
+                              </m:r>
+                            </m:e>
+                            <m:sub>
+                              <m:r>
+                                <w:rPr>
+                                  <w:rFonts w:ascii="Cambria Math" w:hAnsi="Cambria Math"/>
+                                </w:rPr>
+                                <m:t>1</m:t>
+                              </m:r>
+                            </m:sub>
+                          </m:sSub>
+                          <m:sSub>
+                            <m:sSubPr>
+                              <m:ctrlPr>
+                                <w:rPr>
+                                  <w:rFonts w:ascii="Cambria Math" w:hAnsi="Cambria Math"/>
+                                  <w:i/>
+                                </w:rPr>
+                              </m:ctrlPr>
+                            </m:sSubPr>
+                            <m:e>
+                              <m:r>
+                                <w:rPr>
+                                  <w:rFonts w:ascii="Cambria Math" w:hAnsi="Cambria Math"/>
+                                </w:rPr>
+                                <m:t>x</m:t>
+                              </m:r>
+                            </m:e>
+                            <m:sub>
+                              <m:r>
+                                <w:rPr>
+                                  <w:rFonts w:ascii="Cambria Math" w:hAnsi="Cambria Math"/>
+                                </w:rPr>
+                                <m:t>j</m:t>
+                              </m:r>
+                            </m:sub>
+                          </m:sSub>
+                        </m:e>
+                      </m:d>
+                    </m:e>
+                  </m:nary>
+                </m:e>
+              </m:d>
+            </m:e>
+          </m:d>
+          <m:r>
+            <w:rPr>
+              <w:rFonts w:ascii="Cambria Math" w:hAnsi="Cambria Math"/>
+            </w:rPr>
+            <m:t>=</m:t>
+          </m:r>
+          <m:nary>
+            <m:naryPr>
+              <m:chr m:val="∑"/>
+              <m:limLoc m:val="undOvr"/>
+              <m:supHide m:val="1"/>
+              <m:ctrlPr>
+                <w:rPr>
+                  <w:rFonts w:ascii="Cambria Math" w:hAnsi="Cambria Math"/>
+                  <w:i/>
+                </w:rPr>
+              </m:ctrlPr>
+            </m:naryPr>
+            <m:sub>
+              <m:r>
+                <w:rPr>
+                  <w:rFonts w:ascii="Cambria Math" w:hAnsi="Cambria Math" w:hint="eastAsia"/>
+                </w:rPr>
+                <m:t>j</m:t>
+              </m:r>
+            </m:sub>
+            <m:sup/>
+            <m:e>
+              <m:r>
+                <w:rPr>
+                  <w:rFonts w:ascii="Cambria Math" w:hAnsi="Cambria Math"/>
+                </w:rPr>
+                <m:t xml:space="preserve"> </m:t>
+              </m:r>
+            </m:e>
+          </m:nary>
+          <m:sSub>
+            <m:sSubPr>
+              <m:ctrlPr>
+                <w:rPr>
+                  <w:rFonts w:ascii="Cambria Math" w:hAnsi="Cambria Math"/>
+                  <w:i/>
+                </w:rPr>
+              </m:ctrlPr>
+            </m:sSubPr>
+            <m:e>
+              <m:r>
+                <w:rPr>
+                  <w:rFonts w:ascii="Cambria Math" w:hAnsi="Cambria Math"/>
+                </w:rPr>
+                <m:t>x</m:t>
+              </m:r>
+            </m:e>
+            <m:sub>
+              <m:r>
+                <w:rPr>
+                  <w:rFonts w:ascii="Cambria Math" w:hAnsi="Cambria Math"/>
+                </w:rPr>
+                <m:t>j</m:t>
+              </m:r>
+            </m:sub>
+          </m:sSub>
+          <m:sSub>
+            <m:sSubPr>
+              <m:ctrlPr>
+                <w:rPr>
+                  <w:rFonts w:ascii="Cambria Math" w:hAnsi="Cambria Math"/>
+                  <w:i/>
+                </w:rPr>
+              </m:ctrlPr>
+            </m:sSubPr>
+            <m:e>
+              <m:r>
+                <w:rPr>
+                  <w:rFonts w:ascii="Cambria Math" w:hAnsi="Cambria Math"/>
+                </w:rPr>
+                <m:t>y</m:t>
+              </m:r>
+            </m:e>
+            <m:sub>
+              <m:r>
+                <w:rPr>
+                  <w:rFonts w:ascii="Cambria Math" w:hAnsi="Cambria Math"/>
+                </w:rPr>
+                <m:t>j</m:t>
+              </m:r>
+            </m:sub>
+          </m:sSub>
+          <m:r>
+            <w:rPr>
+              <w:rFonts w:ascii="Cambria Math" w:hAnsi="Cambria Math"/>
+            </w:rPr>
+            <m:t>-</m:t>
+          </m:r>
+          <m:sSub>
+            <m:sSubPr>
+              <m:ctrlPr>
+                <w:rPr>
+                  <w:rFonts w:ascii="Cambria Math" w:hAnsi="Cambria Math"/>
+                  <w:i/>
+                </w:rPr>
+              </m:ctrlPr>
+            </m:sSubPr>
+            <m:e>
+              <m:r>
+                <w:rPr>
+                  <w:rFonts w:ascii="Cambria Math" w:hAnsi="Cambria Math"/>
+                </w:rPr>
+                <m:t>θ</m:t>
+              </m:r>
+            </m:e>
+            <m:sub>
+              <m:r>
+                <w:rPr>
+                  <w:rFonts w:ascii="Cambria Math" w:hAnsi="Cambria Math"/>
+                </w:rPr>
+                <m:t>1</m:t>
+              </m:r>
+            </m:sub>
+          </m:sSub>
+          <m:sSubSup>
+            <m:sSubSupPr>
+              <m:ctrlPr>
+                <w:rPr>
+                  <w:rFonts w:ascii="Cambria Math" w:hAnsi="Cambria Math"/>
+                  <w:i/>
+                </w:rPr>
+              </m:ctrlPr>
+            </m:sSubSupPr>
+            <m:e>
+              <m:r>
+                <w:rPr>
+                  <w:rFonts w:ascii="Cambria Math" w:hAnsi="Cambria Math"/>
+                </w:rPr>
+                <m:t>x</m:t>
+              </m:r>
+            </m:e>
+            <m:sub>
+              <m:r>
+                <w:rPr>
+                  <w:rFonts w:ascii="Cambria Math" w:hAnsi="Cambria Math"/>
+                </w:rPr>
+                <m:t>j</m:t>
+              </m:r>
+            </m:sub>
+            <m:sup>
+              <m:r>
+                <w:rPr>
+                  <w:rFonts w:ascii="Cambria Math" w:hAnsi="Cambria Math"/>
+                </w:rPr>
+                <m:t>2</m:t>
+              </m:r>
+            </m:sup>
+          </m:sSubSup>
+          <m:r>
+            <w:rPr>
+              <w:rFonts w:ascii="Cambria Math" w:hAnsi="Cambria Math"/>
+            </w:rPr>
+            <m:t>-</m:t>
+          </m:r>
+          <m:f>
+            <m:fPr>
+              <m:ctrlPr>
+                <w:rPr>
+                  <w:rFonts w:ascii="Cambria Math" w:hAnsi="Cambria Math"/>
+                  <w:i/>
+                </w:rPr>
+              </m:ctrlPr>
+            </m:fPr>
+            <m:num>
+              <m:sSub>
+                <m:sSubPr>
+                  <m:ctrlPr>
+                    <w:rPr>
+                      <w:rFonts w:ascii="Cambria Math" w:hAnsi="Cambria Math"/>
+                      <w:i/>
+                    </w:rPr>
+                  </m:ctrlPr>
+                </m:sSubPr>
+                <m:e>
+                  <m:r>
+                    <w:rPr>
+                      <w:rFonts w:ascii="Cambria Math" w:hAnsi="Cambria Math"/>
+                    </w:rPr>
+                    <m:t>x</m:t>
+                  </m:r>
+                </m:e>
+                <m:sub>
+                  <m:r>
+                    <w:rPr>
+                      <w:rFonts w:ascii="Cambria Math" w:hAnsi="Cambria Math"/>
+                    </w:rPr>
+                    <m:t>j</m:t>
+                  </m:r>
+                </m:sub>
+              </m:sSub>
+            </m:num>
+            <m:den>
+              <m:r>
+                <w:rPr>
+                  <w:rFonts w:ascii="Cambria Math" w:hAnsi="Cambria Math"/>
+                </w:rPr>
+                <m:t>N</m:t>
+              </m:r>
+            </m:den>
+          </m:f>
+          <m:nary>
+            <m:naryPr>
+              <m:chr m:val="∑"/>
+              <m:limLoc m:val="undOvr"/>
+              <m:supHide m:val="1"/>
+              <m:ctrlPr>
+                <w:rPr>
+                  <w:rFonts w:ascii="Cambria Math" w:hAnsi="Cambria Math"/>
+                </w:rPr>
+              </m:ctrlPr>
+            </m:naryPr>
+            <m:sub>
+              <m:r>
+                <w:rPr>
+                  <w:rFonts w:ascii="Cambria Math" w:hAnsi="Cambria Math"/>
+                </w:rPr>
+                <m:t>j</m:t>
+              </m:r>
+            </m:sub>
+            <m:sup/>
+            <m:e>
+              <m:d>
+                <m:dPr>
+                  <m:ctrlPr>
+                    <w:rPr>
+                      <w:rFonts w:ascii="Cambria Math" w:hAnsi="Cambria Math"/>
+                      <w:i/>
+                    </w:rPr>
+                  </m:ctrlPr>
+                </m:dPr>
+                <m:e>
+                  <m:sSub>
+                    <m:sSubPr>
+                      <m:ctrlPr>
+                        <w:rPr>
+                          <w:rFonts w:ascii="Cambria Math" w:hAnsi="Cambria Math"/>
+                          <w:i/>
+                        </w:rPr>
+                      </m:ctrlPr>
+                    </m:sSubPr>
+                    <m:e>
+                      <m:r>
+                        <w:rPr>
+                          <w:rFonts w:ascii="Cambria Math" w:hAnsi="Cambria Math"/>
+                        </w:rPr>
+                        <m:t>y</m:t>
+                      </m:r>
+                    </m:e>
+                    <m:sub>
+                      <m:r>
+                        <w:rPr>
+                          <w:rFonts w:ascii="Cambria Math" w:hAnsi="Cambria Math"/>
+                        </w:rPr>
+                        <m:t>j</m:t>
+                      </m:r>
+                    </m:sub>
+                  </m:sSub>
+                  <m:r>
+                    <w:rPr>
+                      <w:rFonts w:ascii="Cambria Math" w:hAnsi="Cambria Math"/>
+                    </w:rPr>
+                    <m:t>-</m:t>
+                  </m:r>
+                  <m:sSub>
+                    <m:sSubPr>
+                      <m:ctrlPr>
+                        <w:rPr>
+                          <w:rFonts w:ascii="Cambria Math" w:hAnsi="Cambria Math"/>
+                          <w:i/>
+                        </w:rPr>
+                      </m:ctrlPr>
+                    </m:sSubPr>
+                    <m:e>
+                      <m:r>
+                        <w:rPr>
+                          <w:rFonts w:ascii="Cambria Math" w:hAnsi="Cambria Math"/>
+                        </w:rPr>
+                        <m:t>θ</m:t>
+                      </m:r>
+                    </m:e>
+                    <m:sub>
+                      <m:r>
+                        <w:rPr>
+                          <w:rFonts w:ascii="Cambria Math" w:hAnsi="Cambria Math"/>
+                        </w:rPr>
+                        <m:t>1</m:t>
+                      </m:r>
+                    </m:sub>
+                  </m:sSub>
+                  <m:sSub>
+                    <m:sSubPr>
+                      <m:ctrlPr>
+                        <w:rPr>
+                          <w:rFonts w:ascii="Cambria Math" w:hAnsi="Cambria Math"/>
+                          <w:i/>
+                        </w:rPr>
+                      </m:ctrlPr>
+                    </m:sSubPr>
+                    <m:e>
+                      <m:r>
+                        <w:rPr>
+                          <w:rFonts w:ascii="Cambria Math" w:hAnsi="Cambria Math"/>
+                        </w:rPr>
+                        <m:t>x</m:t>
+                      </m:r>
+                    </m:e>
+                    <m:sub>
+                      <m:r>
+                        <w:rPr>
+                          <w:rFonts w:ascii="Cambria Math" w:hAnsi="Cambria Math"/>
+                        </w:rPr>
+                        <m:t>j</m:t>
+                      </m:r>
+                    </m:sub>
+                  </m:sSub>
+                </m:e>
+              </m:d>
+            </m:e>
+          </m:nary>
+          <m:r>
+            <w:rPr>
+              <w:rFonts w:ascii="Cambria Math" w:hAnsi="Cambria Math"/>
+            </w:rPr>
+            <m:t>=0</m:t>
+          </m:r>
+        </m:oMath>
+      </m:oMathPara>
+    </w:p>
+    <w:p>
+      <w:r>
+        <w:rPr>
+          <w:rFonts w:hint="eastAsia"/>
+        </w:rPr>
+        <w:t>这里化简过程就不打字了</w:t>
+      </w:r>
+    </w:p>
+    <w:p>
+      <w:pPr>
+        <w:rPr>
+          <w:rFonts w:hint="eastAsia"/>
+        </w:rPr>
+      </w:pPr>
+    </w:p>
+    <w:p>
       <w:r>
         <w:rPr>
           <w:rFonts w:hint="eastAsia"/>
         </w:rPr>
         <w:t>可以知道参数是:</w:t>
       </w:r>
-      <w:bookmarkStart w:id="0" w:name="_GoBack"/>
-      <w:bookmarkEnd w:id="0"/>
     </w:p>
     <w:p>
       <m:oMathPara>
@@ -2525,6 +3819,12 @@
                 <w:rPr>
                   <w:rFonts w:ascii="Cambria Math" w:hAnsi="Cambria Math"/>
                 </w:rPr>
+                <m:t>)</m:t>
+              </m:r>
+              <m:r>
+                <w:rPr>
+                  <w:rFonts w:ascii="Cambria Math" w:hAnsi="Cambria Math"/>
+                </w:rPr>
                 <m:t>-</m:t>
               </m:r>
               <m:sSup>
@@ -2797,11 +4097,6 @@
       </m:oMathPara>
     </w:p>
     <w:p>
-      <w:pPr>
-        <w:rPr>
-          <w:rFonts w:hint="eastAsia"/>
-        </w:rPr>
-      </w:pPr>
       <m:oMathPara>
         <m:oMath>
           <m:sSup>
@@ -3449,11 +4744,6 @@
       </w:r>
     </w:p>
     <w:p>
-      <w:pPr>
-        <w:rPr>
-          <w:rFonts w:hint="eastAsia"/>
-        </w:rPr>
-      </w:pPr>
       <w:r>
         <w:rPr>
           <w:rFonts w:hint="eastAsia"/>
@@ -3523,11 +4813,6 @@
       </w:r>
     </w:p>
     <w:p>
-      <w:pPr>
-        <w:rPr>
-          <w:rFonts w:hint="eastAsia"/>
-        </w:rPr>
-      </w:pPr>
       <w:r>
         <w:rPr>
           <w:rFonts w:hint="eastAsia"/>
@@ -3578,11 +4863,6 @@
       </w:r>
     </w:p>
     <w:p>
-      <w:pPr>
-        <w:rPr>
-          <w:rFonts w:hint="eastAsia"/>
-        </w:rPr>
-      </w:pPr>
       <w:r>
         <w:rPr>
           <w:rFonts w:hint="eastAsia"/>
@@ -5494,19 +6774,18 @@
             <w:rPr>
               <w:rFonts w:ascii="Cambria Math" w:hAnsi="Cambria Math"/>
             </w:rPr>
-            <m:t>= 0</m:t>
-          </m:r>
-          <m:r>
-            <w:rPr>
-              <w:rFonts w:ascii="Cambria Math" w:hAnsi="Cambria Math"/>
-            </w:rPr>
-            <m:t xml:space="preserve"> </m:t>
+            <m:t xml:space="preserve">= 0 </m:t>
           </m:r>
         </m:oMath>
       </m:oMathPara>
     </w:p>
     <w:p/>
     <w:p>
+      <w:pPr>
+        <w:rPr>
+          <w:rFonts w:hint="eastAsia"/>
+        </w:rPr>
+      </w:pPr>
       <m:oMathPara>
         <m:oMath>
           <m:f>
@@ -5739,185 +7018,181 @@
       </m:oMathPara>
     </w:p>
     <w:p>
-      <w:pPr>
-        <w:rPr>
-          <w:rFonts w:hint="eastAsia"/>
-        </w:rPr>
-      </w:pPr>
+      <m:oMathPara>
+        <m:oMath>
+          <m:sSub>
+            <m:sSubPr>
+              <m:ctrlPr>
+                <w:rPr>
+                  <w:rFonts w:ascii="Cambria Math" w:hAnsi="Cambria Math"/>
+                  <w:i/>
+                </w:rPr>
+              </m:ctrlPr>
+            </m:sSubPr>
+            <m:e>
+              <m:r>
+                <w:rPr>
+                  <w:rFonts w:ascii="Cambria Math" w:hAnsi="Cambria Math"/>
+                </w:rPr>
+                <m:t>α</m:t>
+              </m:r>
+            </m:e>
+            <m:sub>
+              <m:r>
+                <w:rPr>
+                  <w:rFonts w:ascii="Cambria Math" w:hAnsi="Cambria Math"/>
+                </w:rPr>
+                <m:t>i</m:t>
+              </m:r>
+            </m:sub>
+          </m:sSub>
+          <m:r>
+            <w:rPr>
+              <w:rFonts w:ascii="Cambria Math" w:hAnsi="Cambria Math"/>
+            </w:rPr>
+            <m:t>=</m:t>
+          </m:r>
+          <m:f>
+            <m:fPr>
+              <m:ctrlPr>
+                <w:rPr>
+                  <w:rFonts w:ascii="Cambria Math" w:hAnsi="Cambria Math"/>
+                  <w:i/>
+                </w:rPr>
+              </m:ctrlPr>
+            </m:fPr>
+            <m:num>
+              <m:sSubSup>
+                <m:sSubSupPr>
+                  <m:ctrlPr>
+                    <w:rPr>
+                      <w:rFonts w:ascii="Cambria Math" w:hAnsi="Cambria Math"/>
+                      <w:i/>
+                    </w:rPr>
+                  </m:ctrlPr>
+                </m:sSubSupPr>
+                <m:e>
+                  <m:r>
+                    <w:rPr>
+                      <w:rFonts w:ascii="Cambria Math" w:hAnsi="Cambria Math"/>
+                    </w:rPr>
+                    <m:t>p</m:t>
+                  </m:r>
+                </m:e>
+                <m:sub>
+                  <m:r>
+                    <w:rPr>
+                      <w:rFonts w:ascii="Cambria Math" w:hAnsi="Cambria Math"/>
+                    </w:rPr>
+                    <m:t>i</m:t>
+                  </m:r>
+                </m:sub>
+                <m:sup>
+                  <m:r>
+                    <w:rPr>
+                      <w:rFonts w:ascii="Cambria Math" w:hAnsi="Cambria Math"/>
+                    </w:rPr>
+                    <m:t>+</m:t>
+                  </m:r>
+                </m:sup>
+              </m:sSubSup>
+            </m:num>
+            <m:den>
+              <m:sSubSup>
+                <m:sSubSupPr>
+                  <m:ctrlPr>
+                    <w:rPr>
+                      <w:rFonts w:ascii="Cambria Math" w:hAnsi="Cambria Math"/>
+                      <w:i/>
+                    </w:rPr>
+                  </m:ctrlPr>
+                </m:sSubSupPr>
+                <m:e>
+                  <m:r>
+                    <w:rPr>
+                      <w:rFonts w:ascii="Cambria Math" w:hAnsi="Cambria Math"/>
+                    </w:rPr>
+                    <m:t>p</m:t>
+                  </m:r>
+                </m:e>
+                <m:sub>
+                  <m:r>
+                    <w:rPr>
+                      <w:rFonts w:ascii="Cambria Math" w:hAnsi="Cambria Math"/>
+                    </w:rPr>
+                    <m:t>i</m:t>
+                  </m:r>
+                </m:sub>
+                <m:sup>
+                  <m:r>
+                    <w:rPr>
+                      <w:rFonts w:ascii="Cambria Math" w:hAnsi="Cambria Math"/>
+                    </w:rPr>
+                    <m:t>+</m:t>
+                  </m:r>
+                </m:sup>
+              </m:sSubSup>
+              <m:r>
+                <w:rPr>
+                  <w:rFonts w:ascii="Cambria Math" w:hAnsi="Cambria Math"/>
+                </w:rPr>
+                <m:t xml:space="preserve">+ </m:t>
+              </m:r>
+              <m:sSubSup>
+                <m:sSubSupPr>
+                  <m:ctrlPr>
+                    <w:rPr>
+                      <w:rFonts w:ascii="Cambria Math" w:hAnsi="Cambria Math"/>
+                      <w:i/>
+                    </w:rPr>
+                  </m:ctrlPr>
+                </m:sSubSupPr>
+                <m:e>
+                  <m:r>
+                    <w:rPr>
+                      <w:rFonts w:ascii="Cambria Math" w:hAnsi="Cambria Math"/>
+                    </w:rPr>
+                    <m:t>n</m:t>
+                  </m:r>
+                </m:e>
+                <m:sub>
+                  <m:r>
+                    <w:rPr>
+                      <w:rFonts w:ascii="Cambria Math" w:hAnsi="Cambria Math"/>
+                    </w:rPr>
+                    <m:t>i</m:t>
+                  </m:r>
+                </m:sub>
+                <m:sup>
+                  <m:r>
+                    <w:rPr>
+                      <w:rFonts w:ascii="Cambria Math" w:hAnsi="Cambria Math"/>
+                    </w:rPr>
+                    <m:t>+</m:t>
+                  </m:r>
+                </m:sup>
+              </m:sSubSup>
+              <m:r>
+                <w:rPr>
+                  <w:rFonts w:ascii="Cambria Math" w:hAnsi="Cambria Math"/>
+                </w:rPr>
+                <m:t xml:space="preserve"> </m:t>
+              </m:r>
+            </m:den>
+          </m:f>
+          <m:r>
+            <w:rPr>
+              <w:rFonts w:ascii="Cambria Math" w:hAnsi="Cambria Math"/>
+            </w:rPr>
+            <m:t xml:space="preserve"> </m:t>
+          </m:r>
+        </m:oMath>
+      </m:oMathPara>
     </w:p>
     <w:p>
-      <w:pPr>
-        <w:rPr>
-          <w:rFonts w:hint="eastAsia"/>
-        </w:rPr>
-      </w:pPr>
+      <w:bookmarkStart w:id="0" w:name="_GoBack"/>
+      <w:bookmarkEnd w:id="0"/>
       <m:oMath>
-        <m:sSub>
-          <m:sSubPr>
-            <m:ctrlPr>
-              <w:rPr>
-                <w:rFonts w:ascii="Cambria Math" w:hAnsi="Cambria Math"/>
-                <w:i/>
-              </w:rPr>
-            </m:ctrlPr>
-          </m:sSubPr>
-          <m:e>
-            <m:r>
-              <w:rPr>
-                <w:rFonts w:ascii="Cambria Math" w:hAnsi="Cambria Math"/>
-              </w:rPr>
-              <m:t>α</m:t>
-            </m:r>
-          </m:e>
-          <m:sub>
-            <m:r>
-              <w:rPr>
-                <w:rFonts w:ascii="Cambria Math" w:hAnsi="Cambria Math"/>
-              </w:rPr>
-              <m:t>i</m:t>
-            </m:r>
-          </m:sub>
-        </m:sSub>
-        <m:r>
-          <w:rPr>
-            <w:rFonts w:ascii="Cambria Math" w:hAnsi="Cambria Math"/>
-          </w:rPr>
-          <m:t>=</m:t>
-        </m:r>
-        <m:f>
-          <m:fPr>
-            <m:ctrlPr>
-              <w:rPr>
-                <w:rFonts w:ascii="Cambria Math" w:hAnsi="Cambria Math"/>
-                <w:i/>
-              </w:rPr>
-            </m:ctrlPr>
-          </m:fPr>
-          <m:num>
-            <m:sSubSup>
-              <m:sSubSupPr>
-                <m:ctrlPr>
-                  <w:rPr>
-                    <w:rFonts w:ascii="Cambria Math" w:hAnsi="Cambria Math"/>
-                    <w:i/>
-                  </w:rPr>
-                </m:ctrlPr>
-              </m:sSubSupPr>
-              <m:e>
-                <m:r>
-                  <w:rPr>
-                    <w:rFonts w:ascii="Cambria Math" w:hAnsi="Cambria Math"/>
-                  </w:rPr>
-                  <m:t>p</m:t>
-                </m:r>
-              </m:e>
-              <m:sub>
-                <m:r>
-                  <w:rPr>
-                    <w:rFonts w:ascii="Cambria Math" w:hAnsi="Cambria Math"/>
-                  </w:rPr>
-                  <m:t>i</m:t>
-                </m:r>
-              </m:sub>
-              <m:sup>
-                <m:r>
-                  <w:rPr>
-                    <w:rFonts w:ascii="Cambria Math" w:hAnsi="Cambria Math"/>
-                  </w:rPr>
-                  <m:t>+</m:t>
-                </m:r>
-              </m:sup>
-            </m:sSubSup>
-          </m:num>
-          <m:den>
-            <m:sSubSup>
-              <m:sSubSupPr>
-                <m:ctrlPr>
-                  <w:rPr>
-                    <w:rFonts w:ascii="Cambria Math" w:hAnsi="Cambria Math"/>
-                    <w:i/>
-                  </w:rPr>
-                </m:ctrlPr>
-              </m:sSubSupPr>
-              <m:e>
-                <m:r>
-                  <w:rPr>
-                    <w:rFonts w:ascii="Cambria Math" w:hAnsi="Cambria Math"/>
-                  </w:rPr>
-                  <m:t>p</m:t>
-                </m:r>
-              </m:e>
-              <m:sub>
-                <m:r>
-                  <w:rPr>
-                    <w:rFonts w:ascii="Cambria Math" w:hAnsi="Cambria Math"/>
-                  </w:rPr>
-                  <m:t>i</m:t>
-                </m:r>
-              </m:sub>
-              <m:sup>
-                <m:r>
-                  <w:rPr>
-                    <w:rFonts w:ascii="Cambria Math" w:hAnsi="Cambria Math"/>
-                  </w:rPr>
-                  <m:t>+</m:t>
-                </m:r>
-              </m:sup>
-            </m:sSubSup>
-            <m:r>
-              <w:rPr>
-                <w:rFonts w:ascii="Cambria Math" w:hAnsi="Cambria Math"/>
-              </w:rPr>
-              <m:t xml:space="preserve">+ </m:t>
-            </m:r>
-            <m:sSubSup>
-              <m:sSubSupPr>
-                <m:ctrlPr>
-                  <w:rPr>
-                    <w:rFonts w:ascii="Cambria Math" w:hAnsi="Cambria Math"/>
-                    <w:i/>
-                  </w:rPr>
-                </m:ctrlPr>
-              </m:sSubSupPr>
-              <m:e>
-                <m:r>
-                  <w:rPr>
-                    <w:rFonts w:ascii="Cambria Math" w:hAnsi="Cambria Math"/>
-                  </w:rPr>
-                  <m:t>n</m:t>
-                </m:r>
-              </m:e>
-              <m:sub>
-                <m:r>
-                  <w:rPr>
-                    <w:rFonts w:ascii="Cambria Math" w:hAnsi="Cambria Math"/>
-                  </w:rPr>
-                  <m:t>i</m:t>
-                </m:r>
-              </m:sub>
-              <m:sup>
-                <m:r>
-                  <w:rPr>
-                    <w:rFonts w:ascii="Cambria Math" w:hAnsi="Cambria Math"/>
-                  </w:rPr>
-                  <m:t>+</m:t>
-                </m:r>
-              </m:sup>
-            </m:sSubSup>
-            <m:r>
-              <w:rPr>
-                <w:rFonts w:ascii="Cambria Math" w:hAnsi="Cambria Math"/>
-              </w:rPr>
-              <m:t xml:space="preserve"> </m:t>
-            </m:r>
-          </m:den>
-        </m:f>
-        <m:r>
-          <w:rPr>
-            <w:rFonts w:ascii="Cambria Math" w:hAnsi="Cambria Math"/>
-          </w:rPr>
-          <m:t xml:space="preserve"> </m:t>
-        </m:r>
         <m:r>
           <w:rPr>
             <w:rFonts w:ascii="Cambria Math" w:hAnsi="Cambria Math" w:hint="eastAsia"/>
@@ -6218,17 +7493,11 @@
       </m:oMathPara>
     </w:p>
     <w:p>
-      <w:pPr>
-        <w:rPr>
-          <w:rFonts w:hint="eastAsia"/>
-        </w:rPr>
-      </w:pPr>
       <m:oMath>
         <m:r>
           <w:rPr>
             <w:rFonts w:ascii="Cambria Math" w:hAnsi="Cambria Math" w:hint="eastAsia"/>
           </w:rPr>
-          <w:lastRenderedPageBreak/>
           <m:t>given</m:t>
         </m:r>
         <m:r>
@@ -6347,13 +7616,7 @@
               <w:rPr>
                 <w:rFonts w:ascii="Cambria Math" w:hAnsi="Cambria Math"/>
               </w:rPr>
-              <m:t>1-</m:t>
-            </m:r>
-            <m:r>
-              <w:rPr>
-                <w:rFonts w:ascii="Cambria Math" w:hAnsi="Cambria Math"/>
-              </w:rPr>
-              <m:t>β</m:t>
+              <m:t>1-β</m:t>
             </m:r>
           </m:e>
           <m:sub>

--- a/Homework/homework5ljy.docx
+++ b/Homework/homework5ljy.docx
@@ -3,6 +3,9 @@
 <w:document xmlns:wpc="http://schemas.microsoft.com/office/word/2010/wordprocessingCanvas" xmlns:cx="http://schemas.microsoft.com/office/drawing/2014/chartex" xmlns:mc="http://schemas.openxmlformats.org/markup-compatibility/2006" xmlns:o="urn:schemas-microsoft-com:office:office" xmlns:r="http://schemas.openxmlformats.org/officeDocument/2006/relationships" xmlns:m="http://schemas.openxmlformats.org/officeDocument/2006/math" xmlns:v="urn:schemas-microsoft-com:vml" xmlns:wp14="http://schemas.microsoft.com/office/word/2010/wordprocessingDrawing" xmlns:wp="http://schemas.openxmlformats.org/drawingml/2006/wordprocessingDrawing" xmlns:w10="urn:schemas-microsoft-com:office:word" xmlns:w="http://schemas.openxmlformats.org/wordprocessingml/2006/main" xmlns:w14="http://schemas.microsoft.com/office/word/2010/wordml" xmlns:w15="http://schemas.microsoft.com/office/word/2012/wordml" xmlns:w16se="http://schemas.microsoft.com/office/word/2015/wordml/symex" xmlns:wpg="http://schemas.microsoft.com/office/word/2010/wordprocessingGroup" xmlns:wpi="http://schemas.microsoft.com/office/word/2010/wordprocessingInk" xmlns:wne="http://schemas.microsoft.com/office/word/2006/wordml" xmlns:wps="http://schemas.microsoft.com/office/word/2010/wordprocessingShape" mc:Ignorable="w14 w15 w16se wp14">
   <w:body>
     <w:p>
+      <w:pPr>
+        <w:pStyle w:val="1"/>
+      </w:pPr>
       <w:r>
         <w:t>P</w:t>
       </w:r>
@@ -1882,11 +1885,6 @@
       </w:r>
     </w:p>
     <w:p>
-      <w:pPr>
-        <w:rPr>
-          <w:rFonts w:hint="eastAsia"/>
-        </w:rPr>
-      </w:pPr>
       <m:oMathPara>
         <m:oMath>
           <m:nary>
@@ -3451,13 +3449,7 @@
         <w:t>这里化简过程就不打字了</w:t>
       </w:r>
     </w:p>
-    <w:p>
-      <w:pPr>
-        <w:rPr>
-          <w:rFonts w:hint="eastAsia"/>
-        </w:rPr>
-      </w:pPr>
-    </w:p>
+    <w:p/>
     <w:p>
       <w:r>
         <w:rPr>
@@ -3819,13 +3811,7 @@
                 <w:rPr>
                   <w:rFonts w:ascii="Cambria Math" w:hAnsi="Cambria Math"/>
                 </w:rPr>
-                <m:t>)</m:t>
-              </m:r>
-              <m:r>
-                <w:rPr>
-                  <w:rFonts w:ascii="Cambria Math" w:hAnsi="Cambria Math"/>
-                </w:rPr>
-                <m:t>-</m:t>
+                <m:t>)-</m:t>
               </m:r>
               <m:sSup>
                 <m:sSupPr>
@@ -4346,6 +4332,9 @@
       </m:oMathPara>
     </w:p>
     <w:p>
+      <w:pPr>
+        <w:pStyle w:val="1"/>
+      </w:pPr>
       <w:r>
         <w:t>P</w:t>
       </w:r>
@@ -4364,7 +4353,7 @@
         <w:rPr>
           <w:rFonts w:hint="eastAsia"/>
         </w:rPr>
-        <w:t>寻找 前向概率,</w:t>
+        <w:t>寻找前向概率</w:t>
       </w:r>
       <w:r>
         <w:t xml:space="preserve">  </w:t>
@@ -4748,13 +4737,13 @@
         <w:rPr>
           <w:rFonts w:hint="eastAsia"/>
         </w:rPr>
-        <w:t xml:space="preserve">求贝叶斯网络 </w:t>
-      </w:r>
-      <w:r>
-        <w:t>.</w:t>
+        <w:t>求贝叶斯网络</w:t>
       </w:r>
     </w:p>
     <w:p>
+      <w:pPr>
+        <w:jc w:val="center"/>
+      </w:pPr>
       <w:r>
         <w:rPr>
           <w:noProof/>
@@ -5156,6 +5145,7 @@
             <w:rPr>
               <w:rFonts w:ascii="Cambria Math" w:hAnsi="Cambria Math"/>
             </w:rPr>
+            <w:lastRenderedPageBreak/>
             <m:t xml:space="preserve">Xi=false , Y=false   ,  the possibility= </m:t>
           </m:r>
           <m:d>
@@ -5761,6 +5751,15 @@
     <w:p>
       <m:oMathPara>
         <m:oMath>
+          <m:r>
+            <m:rPr>
+              <m:sty m:val="p"/>
+            </m:rPr>
+            <w:rPr>
+              <w:rFonts w:ascii="Cambria Math" w:hAnsi="Cambria Math"/>
+            </w:rPr>
+            <m:t>l=</m:t>
+          </m:r>
           <m:sSup>
             <m:sSupPr>
               <m:ctrlPr>
@@ -6162,6 +6161,12 @@
       </w:r>
       <w:r>
         <w:t>.</w:t>
+      </w:r>
+      <w:r>
+        <w:rPr>
+          <w:rFonts w:hint="eastAsia"/>
+        </w:rPr>
+        <w:t>对数似然</w:t>
       </w:r>
     </w:p>
     <w:p>
@@ -6781,11 +6786,6 @@
     </w:p>
     <w:p/>
     <w:p>
-      <w:pPr>
-        <w:rPr>
-          <w:rFonts w:hint="eastAsia"/>
-        </w:rPr>
-      </w:pPr>
       <m:oMathPara>
         <m:oMath>
           <m:f>
@@ -7190,8 +7190,6 @@
       </m:oMathPara>
     </w:p>
     <w:p>
-      <w:bookmarkStart w:id="0" w:name="_GoBack"/>
-      <w:bookmarkEnd w:id="0"/>
       <m:oMath>
         <m:r>
           <w:rPr>
@@ -7629,6 +7627,15 @@
           </m:sub>
         </m:sSub>
       </m:oMath>
+    </w:p>
+    <w:p>
+      <w:pPr>
+        <w:rPr>
+          <w:rFonts w:hint="eastAsia"/>
+        </w:rPr>
+      </w:pPr>
+      <w:bookmarkStart w:id="0" w:name="_GoBack"/>
+      <w:bookmarkEnd w:id="0"/>
     </w:p>
     <w:sectPr>
       <w:pgSz w:w="11906" w:h="16838"/>
@@ -8073,6 +8080,28 @@
       <w:jc w:val="both"/>
     </w:pPr>
   </w:style>
+  <w:style w:type="paragraph" w:styleId="1">
+    <w:name w:val="heading 1"/>
+    <w:basedOn w:val="a"/>
+    <w:next w:val="a"/>
+    <w:link w:val="10"/>
+    <w:uiPriority w:val="9"/>
+    <w:qFormat/>
+    <w:rsid w:val="00044191"/>
+    <w:pPr>
+      <w:keepNext/>
+      <w:keepLines/>
+      <w:spacing w:before="340" w:after="330" w:line="578" w:lineRule="auto"/>
+      <w:outlineLvl w:val="0"/>
+    </w:pPr>
+    <w:rPr>
+      <w:b/>
+      <w:bCs/>
+      <w:kern w:val="44"/>
+      <w:sz w:val="44"/>
+      <w:szCs w:val="44"/>
+    </w:rPr>
+  </w:style>
   <w:style w:type="character" w:default="1" w:styleId="a0">
     <w:name w:val="Default Paragraph Font"/>
     <w:uiPriority w:val="1"/>
@@ -8173,6 +8202,20 @@
     <w:rPr>
       <w:sz w:val="18"/>
       <w:szCs w:val="18"/>
+    </w:rPr>
+  </w:style>
+  <w:style w:type="character" w:customStyle="1" w:styleId="10">
+    <w:name w:val="标题 1 字符"/>
+    <w:basedOn w:val="a0"/>
+    <w:link w:val="1"/>
+    <w:uiPriority w:val="9"/>
+    <w:rsid w:val="00044191"/>
+    <w:rPr>
+      <w:b/>
+      <w:bCs/>
+      <w:kern w:val="44"/>
+      <w:sz w:val="44"/>
+      <w:szCs w:val="44"/>
     </w:rPr>
   </w:style>
 </w:styles>
